--- a/dokumentacja.docx
+++ b/dokumentacja.docx
@@ -4,7 +4,82 @@
   <w:body>
     <w:p>
       <w:r>
+        <w:t>Kółko i krzyżyk – Jan Jakuszewicz 1d</w:t>
+      </w:r>
+    </w:p>
+    <w:p>
+      <w:r>
+        <w:t>Cele projektu:</w:t>
+      </w:r>
+    </w:p>
+    <w:p>
+      <w:pPr>
+        <w:pStyle w:val="Akapitzlist"/>
+        <w:numPr>
+          <w:ilvl w:val="0"/>
+          <w:numId w:val="1"/>
+        </w:numPr>
+      </w:pPr>
+      <w:r>
+        <w:t>Powstanie gry kółko i krzyżyk 3x3</w:t>
+      </w:r>
+    </w:p>
+    <w:p>
+      <w:pPr>
+        <w:pStyle w:val="Akapitzlist"/>
+        <w:numPr>
+          <w:ilvl w:val="0"/>
+          <w:numId w:val="1"/>
+        </w:numPr>
+      </w:pPr>
+      <w:r>
+        <w:t>Wykorzystanie tablic dwuwymiarowych jako planszy gry</w:t>
+      </w:r>
+    </w:p>
+    <w:p>
+      <w:pPr>
+        <w:pStyle w:val="Akapitzlist"/>
+        <w:numPr>
+          <w:ilvl w:val="0"/>
+          <w:numId w:val="1"/>
+        </w:numPr>
+      </w:pPr>
+      <w:r>
+        <w:t>Rozwój własnych kompetencji programistycznych i w zakresie algorytmów</w:t>
+      </w:r>
+    </w:p>
+    <w:p>
+      <w:pPr>
+        <w:pStyle w:val="Akapitzlist"/>
+        <w:numPr>
+          <w:ilvl w:val="0"/>
+          <w:numId w:val="1"/>
+        </w:numPr>
+      </w:pPr>
+      <w:r>
+        <w:t>Stworzenie gry dwuosobowej (dwóch użytkowników), potem, jeżeli starczy czasu, zrobienie opcji gry jednoosobowej wykorzystującej algorytmy (komputer sam robi ruch)</w:t>
+      </w:r>
+    </w:p>
+    <w:p/>
+    <w:p>
+      <w:r>
         <w:t>27.05.2026 r.</w:t>
+      </w:r>
+    </w:p>
+    <w:p>
+      <w:r>
+        <w:t>Instalacja programu GitHub, konfiguracja i logowanie.</w:t>
+      </w:r>
+    </w:p>
+    <w:p/>
+    <w:p>
+      <w:r>
+        <w:t>2.06.2026 r.</w:t>
+      </w:r>
+    </w:p>
+    <w:p>
+      <w:r>
+        <w:t>Wpadnięcie na pomysł gry (kółko i krzyżyk), planowanie ewentualnego rozwoju gry (najpierw projekt będzie pojedynczą grą dwuoosobową, potem wpisaną przez użytkownika liczbą gier dwuoosobowych, a potem ewentualnie rozwinięcie gry na singleplayer opartego na algorytmach, które wymyślę). Rozpoczęcie programowania multiplayer; zerowanie tablicy dwuwymiarowej, ruch gracza, warunek zwycięstwa.</w:t>
       </w:r>
     </w:p>
     <w:p/>
@@ -16,6 +91,103 @@
     </w:sectPr>
   </w:body>
 </w:document>
+</file>
+
+<file path=word/numbering.xml><?xml version="1.0" encoding="utf-8"?>
+<w:numbering xmlns:ve="http://schemas.openxmlformats.org/markup-compatibility/2006" xmlns:o="urn:schemas-microsoft-com:office:office" xmlns:r="http://schemas.openxmlformats.org/officeDocument/2006/relationships" xmlns:m="http://schemas.openxmlformats.org/officeDocument/2006/math" xmlns:v="urn:schemas-microsoft-com:vml" xmlns:wp="http://schemas.openxmlformats.org/drawingml/2006/wordprocessingDrawing" xmlns:w10="urn:schemas-microsoft-com:office:word" xmlns:w="http://schemas.openxmlformats.org/wordprocessingml/2006/main" xmlns:wne="http://schemas.microsoft.com/office/word/2006/wordml">
+  <w:abstractNum w:abstractNumId="0">
+    <w:nsid w:val="31B76482"/>
+    <w:multiLevelType w:val="hybridMultilevel"/>
+    <w:tmpl w:val="73BA1CF2"/>
+    <w:lvl w:ilvl="0" w:tplc="0415000F">
+      <w:start w:val="1"/>
+      <w:numFmt w:val="decimal"/>
+      <w:lvlText w:val="%1."/>
+      <w:lvlJc w:val="left"/>
+      <w:pPr>
+        <w:ind w:left="720" w:hanging="360"/>
+      </w:pPr>
+      <w:rPr>
+        <w:rFonts w:hint="default"/>
+      </w:rPr>
+    </w:lvl>
+    <w:lvl w:ilvl="1" w:tplc="04150019" w:tentative="1">
+      <w:start w:val="1"/>
+      <w:numFmt w:val="lowerLetter"/>
+      <w:lvlText w:val="%2."/>
+      <w:lvlJc w:val="left"/>
+      <w:pPr>
+        <w:ind w:left="1440" w:hanging="360"/>
+      </w:pPr>
+    </w:lvl>
+    <w:lvl w:ilvl="2" w:tplc="0415001B" w:tentative="1">
+      <w:start w:val="1"/>
+      <w:numFmt w:val="lowerRoman"/>
+      <w:lvlText w:val="%3."/>
+      <w:lvlJc w:val="right"/>
+      <w:pPr>
+        <w:ind w:left="2160" w:hanging="180"/>
+      </w:pPr>
+    </w:lvl>
+    <w:lvl w:ilvl="3" w:tplc="0415000F" w:tentative="1">
+      <w:start w:val="1"/>
+      <w:numFmt w:val="decimal"/>
+      <w:lvlText w:val="%4."/>
+      <w:lvlJc w:val="left"/>
+      <w:pPr>
+        <w:ind w:left="2880" w:hanging="360"/>
+      </w:pPr>
+    </w:lvl>
+    <w:lvl w:ilvl="4" w:tplc="04150019" w:tentative="1">
+      <w:start w:val="1"/>
+      <w:numFmt w:val="lowerLetter"/>
+      <w:lvlText w:val="%5."/>
+      <w:lvlJc w:val="left"/>
+      <w:pPr>
+        <w:ind w:left="3600" w:hanging="360"/>
+      </w:pPr>
+    </w:lvl>
+    <w:lvl w:ilvl="5" w:tplc="0415001B" w:tentative="1">
+      <w:start w:val="1"/>
+      <w:numFmt w:val="lowerRoman"/>
+      <w:lvlText w:val="%6."/>
+      <w:lvlJc w:val="right"/>
+      <w:pPr>
+        <w:ind w:left="4320" w:hanging="180"/>
+      </w:pPr>
+    </w:lvl>
+    <w:lvl w:ilvl="6" w:tplc="0415000F" w:tentative="1">
+      <w:start w:val="1"/>
+      <w:numFmt w:val="decimal"/>
+      <w:lvlText w:val="%7."/>
+      <w:lvlJc w:val="left"/>
+      <w:pPr>
+        <w:ind w:left="5040" w:hanging="360"/>
+      </w:pPr>
+    </w:lvl>
+    <w:lvl w:ilvl="7" w:tplc="04150019" w:tentative="1">
+      <w:start w:val="1"/>
+      <w:numFmt w:val="lowerLetter"/>
+      <w:lvlText w:val="%8."/>
+      <w:lvlJc w:val="left"/>
+      <w:pPr>
+        <w:ind w:left="5760" w:hanging="360"/>
+      </w:pPr>
+    </w:lvl>
+    <w:lvl w:ilvl="8" w:tplc="0415001B" w:tentative="1">
+      <w:start w:val="1"/>
+      <w:numFmt w:val="lowerRoman"/>
+      <w:lvlText w:val="%9."/>
+      <w:lvlJc w:val="right"/>
+      <w:pPr>
+        <w:ind w:left="6480" w:hanging="180"/>
+      </w:pPr>
+    </w:lvl>
+  </w:abstractNum>
+  <w:num w:numId="1">
+    <w:abstractNumId w:val="0"/>
+  </w:num>
+</w:numbering>
 </file>
 
 <file path=word/styles.xml><?xml version="1.0" encoding="utf-8"?>
@@ -177,6 +349,7 @@
   <w:style w:type="paragraph" w:default="1" w:styleId="Normalny">
     <w:name w:val="Normal"/>
     <w:qFormat/>
+    <w:rsid w:val="00D63FE5"/>
   </w:style>
   <w:style w:type="character" w:default="1" w:styleId="Domylnaczcionkaakapitu">
     <w:name w:val="Default Paragraph Font"/>
@@ -205,6 +378,17 @@
     <w:uiPriority w:val="99"/>
     <w:semiHidden/>
     <w:unhideWhenUsed/>
+  </w:style>
+  <w:style w:type="paragraph" w:styleId="Akapitzlist">
+    <w:name w:val="List Paragraph"/>
+    <w:basedOn w:val="Normalny"/>
+    <w:uiPriority w:val="34"/>
+    <w:qFormat/>
+    <w:rsid w:val="00C613A2"/>
+    <w:pPr>
+      <w:ind w:left="720"/>
+      <w:contextualSpacing/>
+    </w:pPr>
   </w:style>
 </w:styles>
 </file>

--- a/dokumentacja.docx
+++ b/dokumentacja.docx
@@ -4,7 +4,15 @@
   <w:body>
     <w:p>
       <w:r>
-        <w:t>Kółko i krzyżyk – Jan Jakuszewicz 1d</w:t>
+        <w:t xml:space="preserve">Kółko i krzyżyk – Jan </w:t>
+      </w:r>
+      <w:proofErr w:type="spellStart"/>
+      <w:r>
+        <w:t>Jakuszewicz</w:t>
+      </w:r>
+      <w:proofErr w:type="spellEnd"/>
+      <w:r>
+        <w:t xml:space="preserve"> 1d</w:t>
       </w:r>
     </w:p>
     <w:p>
@@ -68,7 +76,15 @@
     </w:p>
     <w:p>
       <w:r>
-        <w:t>Instalacja programu GitHub, konfiguracja i logowanie.</w:t>
+        <w:t xml:space="preserve">Instalacja programu </w:t>
+      </w:r>
+      <w:proofErr w:type="spellStart"/>
+      <w:r>
+        <w:t>GitHub</w:t>
+      </w:r>
+      <w:proofErr w:type="spellEnd"/>
+      <w:r>
+        <w:t>, konfiguracja i logowanie.</w:t>
       </w:r>
     </w:p>
     <w:p/>
@@ -79,7 +95,58 @@
     </w:p>
     <w:p>
       <w:r>
-        <w:t>Wpadnięcie na pomysł gry (kółko i krzyżyk), planowanie ewentualnego rozwoju gry (najpierw projekt będzie pojedynczą grą dwuoosobową, potem wpisaną przez użytkownika liczbą gier dwuoosobowych, a potem ewentualnie rozwinięcie gry na singleplayer opartego na algorytmach, które wymyślę). Rozpoczęcie programowania multiplayer; zerowanie tablicy dwuwymiarowej, ruch gracza, warunek zwycięstwa.</w:t>
+        <w:t xml:space="preserve">Wpadnięcie na pomysł gry (kółko i krzyżyk), planowanie ewentualnego rozwoju gry (najpierw projekt będzie pojedynczą grą </w:t>
+      </w:r>
+      <w:proofErr w:type="spellStart"/>
+      <w:r>
+        <w:t>dwuoosobową</w:t>
+      </w:r>
+      <w:proofErr w:type="spellEnd"/>
+      <w:r>
+        <w:t xml:space="preserve">, potem wpisaną przez użytkownika liczbą gier </w:t>
+      </w:r>
+      <w:proofErr w:type="spellStart"/>
+      <w:r>
+        <w:t>dwuoosobowych</w:t>
+      </w:r>
+      <w:proofErr w:type="spellEnd"/>
+      <w:r>
+        <w:t xml:space="preserve">, a potem ewentualnie rozwinięcie gry na </w:t>
+      </w:r>
+      <w:proofErr w:type="spellStart"/>
+      <w:r>
+        <w:t>singleplayer</w:t>
+      </w:r>
+      <w:proofErr w:type="spellEnd"/>
+      <w:r>
+        <w:t xml:space="preserve"> opartego na algorytmach, które wymyślę). Rozpoczęcie programowania </w:t>
+      </w:r>
+      <w:proofErr w:type="spellStart"/>
+      <w:r>
+        <w:t>multiplayer</w:t>
+      </w:r>
+      <w:proofErr w:type="spellEnd"/>
+      <w:r>
+        <w:t>; zerowanie tablicy dwuwymiarowej, ruch gracza, warunek zwycięstwa.</w:t>
+      </w:r>
+    </w:p>
+    <w:p/>
+    <w:p>
+      <w:r>
+        <w:t>3.06.2026 r.</w:t>
+      </w:r>
+    </w:p>
+    <w:p>
+      <w:r>
+        <w:t xml:space="preserve">Stworzenie gry kółko i krzyżyk </w:t>
+      </w:r>
+      <w:proofErr w:type="spellStart"/>
+      <w:r>
+        <w:t>multiplayer</w:t>
+      </w:r>
+      <w:proofErr w:type="spellEnd"/>
+      <w:r>
+        <w:t xml:space="preserve"> – gra działa bez zarzutu, daje możliwość ruchu naprzemiennie obu graczom, wyświetlając aktualny stan planszy po każdym ruchu. Gra kończy się, gdy jeden z graczy wygrywa (tj. są trzy kółka lub krzyżyki w jednej kolumnie, wierszu lub przekątnej). Program wypisuje komunikat o zwycięstwie jednego z graczy bądź remisie, gdy wszystkie pola zostaną zajęte. Rozpoczęcie programowania single player.</w:t>
       </w:r>
     </w:p>
     <w:p/>

--- a/dokumentacja.docx
+++ b/dokumentacja.docx
@@ -1,22 +1,48 @@
 
 <file path=word/document.xml><?xml version="1.0" encoding="utf-8"?>
-<w:document xmlns:ve="http://schemas.openxmlformats.org/markup-compatibility/2006" xmlns:o="urn:schemas-microsoft-com:office:office" xmlns:r="http://schemas.openxmlformats.org/officeDocument/2006/relationships" xmlns:m="http://schemas.openxmlformats.org/officeDocument/2006/math" xmlns:v="urn:schemas-microsoft-com:vml" xmlns:wp="http://schemas.openxmlformats.org/drawingml/2006/wordprocessingDrawing" xmlns:w10="urn:schemas-microsoft-com:office:word" xmlns:w="http://schemas.openxmlformats.org/wordprocessingml/2006/main" xmlns:wne="http://schemas.microsoft.com/office/word/2006/wordml">
+<w:document xmlns:wpc="http://schemas.microsoft.com/office/word/2010/wordprocessingCanvas" xmlns:mc="http://schemas.openxmlformats.org/markup-compatibility/2006" xmlns:o="urn:schemas-microsoft-com:office:office" xmlns:r="http://schemas.openxmlformats.org/officeDocument/2006/relationships" xmlns:m="http://schemas.openxmlformats.org/officeDocument/2006/math" xmlns:v="urn:schemas-microsoft-com:vml" xmlns:wp14="http://schemas.microsoft.com/office/word/2010/wordprocessingDrawing" xmlns:wp="http://schemas.openxmlformats.org/drawingml/2006/wordprocessingDrawing" xmlns:w10="urn:schemas-microsoft-com:office:word" xmlns:w="http://schemas.openxmlformats.org/wordprocessingml/2006/main" xmlns:w14="http://schemas.microsoft.com/office/word/2010/wordml" xmlns:w15="http://schemas.microsoft.com/office/word/2012/wordml" xmlns:wpg="http://schemas.microsoft.com/office/word/2010/wordprocessingGroup" xmlns:wpi="http://schemas.microsoft.com/office/word/2010/wordprocessingInk" xmlns:wne="http://schemas.microsoft.com/office/word/2006/wordml" xmlns:wps="http://schemas.microsoft.com/office/word/2010/wordprocessingShape" mc:Ignorable="w14 w15 wp14">
   <w:body>
     <w:p>
-      <w:r>
+      <w:pPr>
+        <w:rPr>
+          <w:b/>
+          <w:sz w:val="28"/>
+        </w:rPr>
+      </w:pPr>
+      <w:r>
+        <w:rPr>
+          <w:b/>
+          <w:sz w:val="28"/>
+        </w:rPr>
         <w:t xml:space="preserve">Kółko i krzyżyk – Jan </w:t>
       </w:r>
       <w:proofErr w:type="spellStart"/>
       <w:r>
+        <w:rPr>
+          <w:b/>
+          <w:sz w:val="28"/>
+        </w:rPr>
         <w:t>Jakuszewicz</w:t>
       </w:r>
       <w:proofErr w:type="spellEnd"/>
       <w:r>
+        <w:rPr>
+          <w:b/>
+          <w:sz w:val="28"/>
+        </w:rPr>
         <w:t xml:space="preserve"> 1d</w:t>
       </w:r>
     </w:p>
     <w:p>
-      <w:r>
+      <w:pPr>
+        <w:rPr>
+          <w:b/>
+        </w:rPr>
+      </w:pPr>
+      <w:r>
+        <w:rPr>
+          <w:b/>
+        </w:rPr>
         <w:t>Cele projektu:</w:t>
       </w:r>
     </w:p>
@@ -65,7 +91,31 @@
         </w:numPr>
       </w:pPr>
       <w:r>
-        <w:t>Stworzenie gry dwuosobowej (dwóch użytkowników), potem, jeżeli starczy czasu, zrobienie opcji gry jednoosobowej wykorzystującej algorytmy (komputer sam robi ruch)</w:t>
+        <w:t xml:space="preserve">Stworzenie gry dwuosobowej (dwóch </w:t>
+      </w:r>
+      <w:r>
+        <w:t xml:space="preserve">użytkowników), potem </w:t>
+      </w:r>
+      <w:r>
+        <w:t>zrobienie opcji gry jednoosobowej wykorzystującej algorytmy (komputer sam robi ruch</w:t>
+      </w:r>
+      <w:r>
+        <w:t xml:space="preserve"> i nigdy nie przegrywa</w:t>
+      </w:r>
+      <w:r>
+        <w:t>)</w:t>
+      </w:r>
+    </w:p>
+    <w:p>
+      <w:pPr>
+        <w:pStyle w:val="Akapitzlist"/>
+        <w:numPr>
+          <w:ilvl w:val="0"/>
+          <w:numId w:val="1"/>
+        </w:numPr>
+      </w:pPr>
+      <w:r>
+        <w:t>Dorobienie kolejnych funkcji gry, np. turnieje (kilka gier).</w:t>
       </w:r>
     </w:p>
     <w:p/>
@@ -76,50 +126,277 @@
     </w:p>
     <w:p>
       <w:r>
-        <w:t xml:space="preserve">Instalacja programu </w:t>
+        <w:t>Instalacja programu GitHub, konfiguracja i logowanie.</w:t>
+      </w:r>
+    </w:p>
+    <w:p/>
+    <w:p>
+      <w:r>
+        <w:t>2.06.2026 r.</w:t>
+      </w:r>
+    </w:p>
+    <w:p>
+      <w:r>
+        <w:t>Wpadnięcie na pomysł gry (kółko i krzyżyk), planowanie ewentualnego rozwoju gry (najpierw pr</w:t>
+      </w:r>
+      <w:r>
+        <w:t>ojekt będzie pojedynczą grą dwu</w:t>
+      </w:r>
+      <w:r>
+        <w:t>osobową, potem wpisaną prz</w:t>
+      </w:r>
+      <w:r>
+        <w:t>ez użytkownika liczbą gier dwuo</w:t>
+      </w:r>
+      <w:r>
+        <w:t xml:space="preserve">sobowych, a potem ewentualnie rozwinięcie gry na </w:t>
       </w:r>
       <w:proofErr w:type="spellStart"/>
       <w:r>
-        <w:t>GitHub</w:t>
+        <w:t>singleplayer</w:t>
       </w:r>
       <w:proofErr w:type="spellEnd"/>
       <w:r>
-        <w:t>, konfiguracja i logowanie.</w:t>
+        <w:t xml:space="preserve"> oparte</w:t>
+      </w:r>
+      <w:r>
+        <w:t>go na algorytmach</w:t>
+      </w:r>
+      <w:r>
+        <w:t xml:space="preserve">). Rozpoczęcie programowania </w:t>
+      </w:r>
+      <w:proofErr w:type="spellStart"/>
+      <w:r>
+        <w:t>multiplayer</w:t>
+      </w:r>
+      <w:proofErr w:type="spellEnd"/>
+      <w:r>
+        <w:t>; zerowanie tablicy dwuwymiarowej, ruch gracza, warunek zwycięstwa.</w:t>
       </w:r>
     </w:p>
     <w:p/>
     <w:p>
       <w:r>
-        <w:t>2.06.2026 r.</w:t>
-      </w:r>
-    </w:p>
-    <w:p>
-      <w:r>
-        <w:t xml:space="preserve">Wpadnięcie na pomysł gry (kółko i krzyżyk), planowanie ewentualnego rozwoju gry (najpierw projekt będzie pojedynczą grą </w:t>
+        <w:t>3.06.2026 r.</w:t>
+      </w:r>
+    </w:p>
+    <w:p>
+      <w:r>
+        <w:t xml:space="preserve">Stworzenie gry kółko i krzyżyk </w:t>
       </w:r>
       <w:proofErr w:type="spellStart"/>
       <w:r>
-        <w:t>dwuoosobową</w:t>
+        <w:t>multiplayer</w:t>
       </w:r>
       <w:proofErr w:type="spellEnd"/>
       <w:r>
-        <w:t xml:space="preserve">, potem wpisaną przez użytkownika liczbą gier </w:t>
+        <w:t xml:space="preserve"> – gra działa bez zarzutu, daje możliwość ruchu naprzemiennie obu graczom, wyświetlając aktualny stan planszy po każdym ruchu. Gra kończy się, gdy jeden z graczy wygrywa (tj. są trzy kółka lub krzyżyki w jednej kolumnie, wierszu lub przekątnej). Program wypisuje komunikat o zwycięstwie jednego z graczy bądź remisie, gdy wszystkie pola zostaną zajęte. Rozpoczęcie programowania</w:t>
+      </w:r>
+      <w:r>
+        <w:t xml:space="preserve"> trybu</w:t>
+      </w:r>
+      <w:r>
+        <w:t xml:space="preserve"> single </w:t>
       </w:r>
       <w:proofErr w:type="spellStart"/>
       <w:r>
-        <w:t>dwuoosobowych</w:t>
+        <w:t>player</w:t>
       </w:r>
       <w:proofErr w:type="spellEnd"/>
       <w:r>
-        <w:t xml:space="preserve">, a potem ewentualnie rozwinięcie gry na </w:t>
+        <w:t>.</w:t>
+      </w:r>
+    </w:p>
+    <w:p/>
+    <w:p>
+      <w:r>
+        <w:t>5.06.2026 r.</w:t>
+      </w:r>
+    </w:p>
+    <w:p>
+      <w:pPr>
+        <w:spacing w:before="240"/>
+      </w:pPr>
+      <w:r>
+        <w:t>Zaprogramowanie algorytmu do gry w kółko krzyżyk. Korzystałem ze strony internetowej opisującej jak grać w kółko krzyżyk (</w:t>
+      </w:r>
+      <w:hyperlink r:id="rId5" w:anchor="sztuczna-inteligencja" w:history="1">
+        <w:r>
+          <w:rPr>
+            <w:rStyle w:val="Hipercze"/>
+          </w:rPr>
+          <w:t>https://swistak.codes/post/algorytmika-gier-kolko-i-krzyzyk/#sztuczna-inteligencja</w:t>
+        </w:r>
+      </w:hyperlink>
+      <w:r>
+        <w:t>), oczywiście programowałem wszystko samodzielnie.</w:t>
+      </w:r>
+    </w:p>
+    <w:p>
+      <w:pPr>
+        <w:spacing w:before="240"/>
+      </w:pPr>
+      <w:r>
+        <w:t xml:space="preserve">Mój program działa następująco: po ruchu gracza (i sprawdzeniu czy gracz wygrał, co jest czysto formalne, gdyż jest to niemożliwe) robi pierwszy możliwy ruch z poniższej listy, zwiększając zmienną </w:t>
       </w:r>
       <w:proofErr w:type="spellStart"/>
       <w:r>
-        <w:t>singleplayer</w:t>
+        <w:rPr>
+          <w:i/>
+        </w:rPr>
+        <w:t>czy_zagral_ruch</w:t>
       </w:r>
       <w:proofErr w:type="spellEnd"/>
       <w:r>
-        <w:t xml:space="preserve"> opartego na algorytmach, które wymyślę). Rozpoczęcie programowania </w:t>
+        <w:t>, by nie robić większej liczby ruchów w jednej kolejce.</w:t>
+      </w:r>
+    </w:p>
+    <w:p>
+      <w:pPr>
+        <w:pStyle w:val="Akapitzlist"/>
+        <w:numPr>
+          <w:ilvl w:val="0"/>
+          <w:numId w:val="2"/>
+        </w:numPr>
+        <w:spacing w:before="240"/>
+      </w:pPr>
+      <w:r>
+        <w:t xml:space="preserve">Sprawdza, czy może wygrać. Jeśli tak, robi odpowiedni ruch, wyświetla komunikat o swoim zwycięstwie i kończy program. </w:t>
+      </w:r>
+    </w:p>
+    <w:p>
+      <w:pPr>
+        <w:pStyle w:val="Akapitzlist"/>
+        <w:numPr>
+          <w:ilvl w:val="0"/>
+          <w:numId w:val="2"/>
+        </w:numPr>
+        <w:spacing w:before="240"/>
+      </w:pPr>
+      <w:r>
+        <w:lastRenderedPageBreak/>
+        <w:t>Blokuje ewentualny ruch wygrywający przeciwnika</w:t>
+      </w:r>
+    </w:p>
+    <w:p>
+      <w:pPr>
+        <w:pStyle w:val="Akapitzlist"/>
+        <w:numPr>
+          <w:ilvl w:val="0"/>
+          <w:numId w:val="2"/>
+        </w:numPr>
+        <w:spacing w:before="240"/>
+      </w:pPr>
+      <w:r>
+        <w:t>Robi rozgałęzienie (tj. jeśli istnieją dwie przecinające się linie – wiersz i kolumna, wiersz i przekątna lub kolumna i przekątna -, w których nie ma kółka, a jest krzyżyk, robi ruch w miejscu przecięcia tych linii, zapewniając sobie zwycięstwo w następnym ruchu).</w:t>
+      </w:r>
+    </w:p>
+    <w:p>
+      <w:pPr>
+        <w:pStyle w:val="Akapitzlist"/>
+        <w:numPr>
+          <w:ilvl w:val="0"/>
+          <w:numId w:val="2"/>
+        </w:numPr>
+        <w:spacing w:before="240"/>
+      </w:pPr>
+      <w:r>
+        <w:t>Blokuje rozgałęzienie przeciwnika</w:t>
+      </w:r>
+    </w:p>
+    <w:p>
+      <w:pPr>
+        <w:pStyle w:val="Akapitzlist"/>
+        <w:numPr>
+          <w:ilvl w:val="0"/>
+          <w:numId w:val="2"/>
+        </w:numPr>
+        <w:spacing w:before="240"/>
+      </w:pPr>
+      <w:r>
+        <w:t>Bierze środek</w:t>
+      </w:r>
+    </w:p>
+    <w:p>
+      <w:pPr>
+        <w:pStyle w:val="Akapitzlist"/>
+        <w:numPr>
+          <w:ilvl w:val="0"/>
+          <w:numId w:val="2"/>
+        </w:numPr>
+        <w:spacing w:before="240"/>
+      </w:pPr>
+      <w:r>
+        <w:t xml:space="preserve">Bierze </w:t>
+      </w:r>
+      <w:r>
+        <w:t xml:space="preserve">wolny </w:t>
+      </w:r>
+      <w:r>
+        <w:t>róg przeciwległy do rogu zajętego przez przeciwnika</w:t>
+      </w:r>
+    </w:p>
+    <w:p>
+      <w:pPr>
+        <w:pStyle w:val="Akapitzlist"/>
+        <w:numPr>
+          <w:ilvl w:val="0"/>
+          <w:numId w:val="2"/>
+        </w:numPr>
+        <w:spacing w:before="240"/>
+      </w:pPr>
+      <w:r>
+        <w:t xml:space="preserve">Bierze dowolny </w:t>
+      </w:r>
+      <w:r>
+        <w:t xml:space="preserve">wolny </w:t>
+      </w:r>
+      <w:r>
+        <w:t>róg</w:t>
+      </w:r>
+    </w:p>
+    <w:p>
+      <w:pPr>
+        <w:pStyle w:val="Akapitzlist"/>
+        <w:numPr>
+          <w:ilvl w:val="0"/>
+          <w:numId w:val="2"/>
+        </w:numPr>
+        <w:spacing w:before="240"/>
+      </w:pPr>
+      <w:r>
+        <w:t>Wybiera dowolny</w:t>
+      </w:r>
+      <w:r>
+        <w:t xml:space="preserve"> pusty</w:t>
+      </w:r>
+      <w:r>
+        <w:t xml:space="preserve"> bok</w:t>
+      </w:r>
+    </w:p>
+    <w:p>
+      <w:pPr>
+        <w:spacing w:before="240"/>
+      </w:pPr>
+      <w:r>
+        <w:t>Program ten jest przeznaczon</w:t>
+      </w:r>
+      <w:r>
+        <w:t>y dla użytkowników inteligentnych</w:t>
+      </w:r>
+      <w:r>
+        <w:t>, tj.</w:t>
+      </w:r>
+      <w:r>
+        <w:t xml:space="preserve"> jeśli użytkownik stwierdzi, że chce zrobić ruch na polu zajętym, nie tylko nie dostaje takiej możliwości, ale również traci kolejkę. Dotyczy to obu trybów gry.</w:t>
+      </w:r>
+    </w:p>
+    <w:p>
+      <w:pPr>
+        <w:spacing w:before="240"/>
+      </w:pPr>
+      <w:r>
+        <w:t xml:space="preserve">Postanowiłem dodać trzeci tryb gry, czyli tryb </w:t>
       </w:r>
       <w:proofErr w:type="spellStart"/>
       <w:r>
@@ -127,29 +404,46 @@
       </w:r>
       <w:proofErr w:type="spellEnd"/>
       <w:r>
-        <w:t>; zerowanie tablicy dwuwymiarowej, ruch gracza, warunek zwycięstwa.</w:t>
-      </w:r>
-    </w:p>
-    <w:p/>
-    <w:p>
-      <w:r>
-        <w:t>3.06.2026 r.</w:t>
-      </w:r>
-    </w:p>
-    <w:p>
-      <w:r>
-        <w:t xml:space="preserve">Stworzenie gry kółko i krzyżyk </w:t>
+        <w:t xml:space="preserve"> z efektami dźwiękowymi. Po wykonaniu poszczególnych ruchów, dzięki bibliotece </w:t>
       </w:r>
       <w:proofErr w:type="spellStart"/>
       <w:r>
-        <w:t>multiplayer</w:t>
+        <w:t>windows.h</w:t>
       </w:r>
       <w:proofErr w:type="spellEnd"/>
       <w:r>
-        <w:t xml:space="preserve"> – gra działa bez zarzutu, daje możliwość ruchu naprzemiennie obu graczom, wyświetlając aktualny stan planszy po każdym ruchu. Gra kończy się, gdy jeden z graczy wygrywa (tj. są trzy kółka lub krzyżyki w jednej kolumnie, wierszu lub przekątnej). Program wypisuje komunikat o zwycięstwie jednego z graczy bądź remisie, gdy wszystkie pola zostaną zajęte. Rozpoczęcie programowania single player.</w:t>
-      </w:r>
-    </w:p>
-    <w:p/>
+        <w:t xml:space="preserve">, słychać materiały audio z głosem kolegów z klasy, oczywiście wykorzystane za ich zgodą. </w:t>
+      </w:r>
+      <w:r>
+        <w:t>W trzecim trybie gra się liczbę razy wczytaną przez użytkownika, po ostatniej grze wyświetla się wynik całej rywalizacji (np. 3 zwycięstwa gracza 1, 1 zwycięstwo gracza 2 i 1 remis).</w:t>
+      </w:r>
+    </w:p>
+    <w:p>
+      <w:pPr>
+        <w:spacing w:before="240"/>
+      </w:pPr>
+    </w:p>
+    <w:p>
+      <w:pPr>
+        <w:spacing w:before="240"/>
+      </w:pPr>
+      <w:r>
+        <w:t>6.06.2026 r.</w:t>
+      </w:r>
+    </w:p>
+    <w:p>
+      <w:pPr>
+        <w:spacing w:before="240"/>
+      </w:pPr>
+      <w:r>
+        <w:t>Rozwój programów uruchamiającego materiały</w:t>
+      </w:r>
+      <w:bookmarkStart w:id="0" w:name="_GoBack"/>
+      <w:bookmarkEnd w:id="0"/>
+      <w:r>
+        <w:t xml:space="preserve"> audio.</w:t>
+      </w:r>
+    </w:p>
     <w:sectPr>
       <w:pgSz w:w="11906" w:h="16838"/>
       <w:pgMar w:top="1417" w:right="1417" w:bottom="1417" w:left="1417" w:header="708" w:footer="708" w:gutter="0"/>
@@ -161,8 +455,97 @@
 </file>
 
 <file path=word/numbering.xml><?xml version="1.0" encoding="utf-8"?>
-<w:numbering xmlns:ve="http://schemas.openxmlformats.org/markup-compatibility/2006" xmlns:o="urn:schemas-microsoft-com:office:office" xmlns:r="http://schemas.openxmlformats.org/officeDocument/2006/relationships" xmlns:m="http://schemas.openxmlformats.org/officeDocument/2006/math" xmlns:v="urn:schemas-microsoft-com:vml" xmlns:wp="http://schemas.openxmlformats.org/drawingml/2006/wordprocessingDrawing" xmlns:w10="urn:schemas-microsoft-com:office:word" xmlns:w="http://schemas.openxmlformats.org/wordprocessingml/2006/main" xmlns:wne="http://schemas.microsoft.com/office/word/2006/wordml">
-  <w:abstractNum w:abstractNumId="0">
+<w:numbering xmlns:wpc="http://schemas.microsoft.com/office/word/2010/wordprocessingCanvas" xmlns:mc="http://schemas.openxmlformats.org/markup-compatibility/2006" xmlns:o="urn:schemas-microsoft-com:office:office" xmlns:r="http://schemas.openxmlformats.org/officeDocument/2006/relationships" xmlns:m="http://schemas.openxmlformats.org/officeDocument/2006/math" xmlns:v="urn:schemas-microsoft-com:vml" xmlns:wp14="http://schemas.microsoft.com/office/word/2010/wordprocessingDrawing" xmlns:wp="http://schemas.openxmlformats.org/drawingml/2006/wordprocessingDrawing" xmlns:w10="urn:schemas-microsoft-com:office:word" xmlns:w="http://schemas.openxmlformats.org/wordprocessingml/2006/main" xmlns:w14="http://schemas.microsoft.com/office/word/2010/wordml" xmlns:w15="http://schemas.microsoft.com/office/word/2012/wordml" xmlns:wpg="http://schemas.microsoft.com/office/word/2010/wordprocessingGroup" xmlns:wpi="http://schemas.microsoft.com/office/word/2010/wordprocessingInk" xmlns:wne="http://schemas.microsoft.com/office/word/2006/wordml" xmlns:wps="http://schemas.microsoft.com/office/word/2010/wordprocessingShape" mc:Ignorable="w14 w15 wp14">
+  <w:abstractNum w:abstractNumId="0" w15:restartNumberingAfterBreak="0">
+    <w:nsid w:val="0D4375CE"/>
+    <w:multiLevelType w:val="hybridMultilevel"/>
+    <w:tmpl w:val="3AA642D4"/>
+    <w:lvl w:ilvl="0" w:tplc="0415000F">
+      <w:start w:val="1"/>
+      <w:numFmt w:val="decimal"/>
+      <w:lvlText w:val="%1."/>
+      <w:lvlJc w:val="left"/>
+      <w:pPr>
+        <w:ind w:left="720" w:hanging="360"/>
+      </w:pPr>
+      <w:rPr>
+        <w:rFonts w:hint="default"/>
+      </w:rPr>
+    </w:lvl>
+    <w:lvl w:ilvl="1" w:tplc="04150019" w:tentative="1">
+      <w:start w:val="1"/>
+      <w:numFmt w:val="lowerLetter"/>
+      <w:lvlText w:val="%2."/>
+      <w:lvlJc w:val="left"/>
+      <w:pPr>
+        <w:ind w:left="1440" w:hanging="360"/>
+      </w:pPr>
+    </w:lvl>
+    <w:lvl w:ilvl="2" w:tplc="0415001B" w:tentative="1">
+      <w:start w:val="1"/>
+      <w:numFmt w:val="lowerRoman"/>
+      <w:lvlText w:val="%3."/>
+      <w:lvlJc w:val="right"/>
+      <w:pPr>
+        <w:ind w:left="2160" w:hanging="180"/>
+      </w:pPr>
+    </w:lvl>
+    <w:lvl w:ilvl="3" w:tplc="0415000F" w:tentative="1">
+      <w:start w:val="1"/>
+      <w:numFmt w:val="decimal"/>
+      <w:lvlText w:val="%4."/>
+      <w:lvlJc w:val="left"/>
+      <w:pPr>
+        <w:ind w:left="2880" w:hanging="360"/>
+      </w:pPr>
+    </w:lvl>
+    <w:lvl w:ilvl="4" w:tplc="04150019" w:tentative="1">
+      <w:start w:val="1"/>
+      <w:numFmt w:val="lowerLetter"/>
+      <w:lvlText w:val="%5."/>
+      <w:lvlJc w:val="left"/>
+      <w:pPr>
+        <w:ind w:left="3600" w:hanging="360"/>
+      </w:pPr>
+    </w:lvl>
+    <w:lvl w:ilvl="5" w:tplc="0415001B" w:tentative="1">
+      <w:start w:val="1"/>
+      <w:numFmt w:val="lowerRoman"/>
+      <w:lvlText w:val="%6."/>
+      <w:lvlJc w:val="right"/>
+      <w:pPr>
+        <w:ind w:left="4320" w:hanging="180"/>
+      </w:pPr>
+    </w:lvl>
+    <w:lvl w:ilvl="6" w:tplc="0415000F" w:tentative="1">
+      <w:start w:val="1"/>
+      <w:numFmt w:val="decimal"/>
+      <w:lvlText w:val="%7."/>
+      <w:lvlJc w:val="left"/>
+      <w:pPr>
+        <w:ind w:left="5040" w:hanging="360"/>
+      </w:pPr>
+    </w:lvl>
+    <w:lvl w:ilvl="7" w:tplc="04150019" w:tentative="1">
+      <w:start w:val="1"/>
+      <w:numFmt w:val="lowerLetter"/>
+      <w:lvlText w:val="%8."/>
+      <w:lvlJc w:val="left"/>
+      <w:pPr>
+        <w:ind w:left="5760" w:hanging="360"/>
+      </w:pPr>
+    </w:lvl>
+    <w:lvl w:ilvl="8" w:tplc="0415001B" w:tentative="1">
+      <w:start w:val="1"/>
+      <w:numFmt w:val="lowerRoman"/>
+      <w:lvlText w:val="%9."/>
+      <w:lvlJc w:val="right"/>
+      <w:pPr>
+        <w:ind w:left="6480" w:hanging="180"/>
+      </w:pPr>
+    </w:lvl>
+  </w:abstractNum>
+  <w:abstractNum w:abstractNumId="1" w15:restartNumberingAfterBreak="0">
     <w:nsid w:val="31B76482"/>
     <w:multiLevelType w:val="hybridMultilevel"/>
     <w:tmpl w:val="73BA1CF2"/>
@@ -252,13 +635,16 @@
     </w:lvl>
   </w:abstractNum>
   <w:num w:numId="1">
+    <w:abstractNumId w:val="1"/>
+  </w:num>
+  <w:num w:numId="2">
     <w:abstractNumId w:val="0"/>
   </w:num>
 </w:numbering>
 </file>
 
 <file path=word/styles.xml><?xml version="1.0" encoding="utf-8"?>
-<w:styles xmlns:r="http://schemas.openxmlformats.org/officeDocument/2006/relationships" xmlns:w="http://schemas.openxmlformats.org/wordprocessingml/2006/main">
+<w:styles xmlns:mc="http://schemas.openxmlformats.org/markup-compatibility/2006" xmlns:r="http://schemas.openxmlformats.org/officeDocument/2006/relationships" xmlns:w="http://schemas.openxmlformats.org/wordprocessingml/2006/main" xmlns:w14="http://schemas.microsoft.com/office/word/2010/wordml" xmlns:w15="http://schemas.microsoft.com/office/word/2012/wordml" mc:Ignorable="w14 w15">
   <w:docDefaults>
     <w:rPrDefault>
       <w:rPr>
@@ -274,144 +660,378 @@
       </w:pPr>
     </w:pPrDefault>
   </w:docDefaults>
-  <w:latentStyles w:defLockedState="0" w:defUIPriority="99" w:defSemiHidden="1" w:defUnhideWhenUsed="1" w:defQFormat="0" w:count="267">
-    <w:lsdException w:name="Normal" w:semiHidden="0" w:uiPriority="0" w:unhideWhenUsed="0" w:qFormat="1"/>
-    <w:lsdException w:name="heading 1" w:semiHidden="0" w:uiPriority="9" w:unhideWhenUsed="0" w:qFormat="1"/>
-    <w:lsdException w:name="heading 2" w:uiPriority="9" w:qFormat="1"/>
-    <w:lsdException w:name="heading 3" w:uiPriority="9" w:qFormat="1"/>
-    <w:lsdException w:name="heading 4" w:uiPriority="9" w:qFormat="1"/>
-    <w:lsdException w:name="heading 5" w:uiPriority="9" w:qFormat="1"/>
-    <w:lsdException w:name="heading 6" w:uiPriority="9" w:qFormat="1"/>
-    <w:lsdException w:name="heading 7" w:uiPriority="9" w:qFormat="1"/>
-    <w:lsdException w:name="heading 8" w:uiPriority="9" w:qFormat="1"/>
-    <w:lsdException w:name="heading 9" w:uiPriority="9" w:qFormat="1"/>
-    <w:lsdException w:name="toc 1" w:uiPriority="39"/>
-    <w:lsdException w:name="toc 2" w:uiPriority="39"/>
-    <w:lsdException w:name="toc 3" w:uiPriority="39"/>
-    <w:lsdException w:name="toc 4" w:uiPriority="39"/>
-    <w:lsdException w:name="toc 5" w:uiPriority="39"/>
-    <w:lsdException w:name="toc 6" w:uiPriority="39"/>
-    <w:lsdException w:name="toc 7" w:uiPriority="39"/>
-    <w:lsdException w:name="toc 8" w:uiPriority="39"/>
-    <w:lsdException w:name="toc 9" w:uiPriority="39"/>
-    <w:lsdException w:name="caption" w:uiPriority="35" w:qFormat="1"/>
-    <w:lsdException w:name="Title" w:semiHidden="0" w:uiPriority="10" w:unhideWhenUsed="0" w:qFormat="1"/>
-    <w:lsdException w:name="Default Paragraph Font" w:uiPriority="1"/>
-    <w:lsdException w:name="Subtitle" w:semiHidden="0" w:uiPriority="11" w:unhideWhenUsed="0" w:qFormat="1"/>
-    <w:lsdException w:name="Strong" w:semiHidden="0" w:uiPriority="22" w:unhideWhenUsed="0" w:qFormat="1"/>
-    <w:lsdException w:name="Emphasis" w:semiHidden="0" w:uiPriority="20" w:unhideWhenUsed="0" w:qFormat="1"/>
-    <w:lsdException w:name="Table Grid" w:semiHidden="0" w:uiPriority="59" w:unhideWhenUsed="0"/>
-    <w:lsdException w:name="Placeholder Text" w:unhideWhenUsed="0"/>
-    <w:lsdException w:name="No Spacing" w:semiHidden="0" w:uiPriority="1" w:unhideWhenUsed="0" w:qFormat="1"/>
-    <w:lsdException w:name="Light Shading" w:semiHidden="0" w:uiPriority="60" w:unhideWhenUsed="0"/>
-    <w:lsdException w:name="Light List" w:semiHidden="0" w:uiPriority="61" w:unhideWhenUsed="0"/>
-    <w:lsdException w:name="Light Grid" w:semiHidden="0" w:uiPriority="62" w:unhideWhenUsed="0"/>
-    <w:lsdException w:name="Medium Shading 1" w:semiHidden="0" w:uiPriority="63" w:unhideWhenUsed="0"/>
-    <w:lsdException w:name="Medium Shading 2" w:semiHidden="0" w:uiPriority="64" w:unhideWhenUsed="0"/>
-    <w:lsdException w:name="Medium List 1" w:semiHidden="0" w:uiPriority="65" w:unhideWhenUsed="0"/>
-    <w:lsdException w:name="Medium List 2" w:semiHidden="0" w:uiPriority="66" w:unhideWhenUsed="0"/>
-    <w:lsdException w:name="Medium Grid 1" w:semiHidden="0" w:uiPriority="67" w:unhideWhenUsed="0"/>
-    <w:lsdException w:name="Medium Grid 2" w:semiHidden="0" w:uiPriority="68" w:unhideWhenUsed="0"/>
-    <w:lsdException w:name="Medium Grid 3" w:semiHidden="0" w:uiPriority="69" w:unhideWhenUsed="0"/>
-    <w:lsdException w:name="Dark List" w:semiHidden="0" w:uiPriority="70" w:unhideWhenUsed="0"/>
-    <w:lsdException w:name="Colorful Shading" w:semiHidden="0" w:uiPriority="71" w:unhideWhenUsed="0"/>
-    <w:lsdException w:name="Colorful List" w:semiHidden="0" w:uiPriority="72" w:unhideWhenUsed="0"/>
-    <w:lsdException w:name="Colorful Grid" w:semiHidden="0" w:uiPriority="73" w:unhideWhenUsed="0"/>
-    <w:lsdException w:name="Light Shading Accent 1" w:semiHidden="0" w:uiPriority="60" w:unhideWhenUsed="0"/>
-    <w:lsdException w:name="Light List Accent 1" w:semiHidden="0" w:uiPriority="61" w:unhideWhenUsed="0"/>
-    <w:lsdException w:name="Light Grid Accent 1" w:semiHidden="0" w:uiPriority="62" w:unhideWhenUsed="0"/>
-    <w:lsdException w:name="Medium Shading 1 Accent 1" w:semiHidden="0" w:uiPriority="63" w:unhideWhenUsed="0"/>
-    <w:lsdException w:name="Medium Shading 2 Accent 1" w:semiHidden="0" w:uiPriority="64" w:unhideWhenUsed="0"/>
-    <w:lsdException w:name="Medium List 1 Accent 1" w:semiHidden="0" w:uiPriority="65" w:unhideWhenUsed="0"/>
-    <w:lsdException w:name="Revision" w:unhideWhenUsed="0"/>
-    <w:lsdException w:name="List Paragraph" w:semiHidden="0" w:uiPriority="34" w:unhideWhenUsed="0" w:qFormat="1"/>
-    <w:lsdException w:name="Quote" w:semiHidden="0" w:uiPriority="29" w:unhideWhenUsed="0" w:qFormat="1"/>
-    <w:lsdException w:name="Intense Quote" w:semiHidden="0" w:uiPriority="30" w:unhideWhenUsed="0" w:qFormat="1"/>
-    <w:lsdException w:name="Medium List 2 Accent 1" w:semiHidden="0" w:uiPriority="66" w:unhideWhenUsed="0"/>
-    <w:lsdException w:name="Medium Grid 1 Accent 1" w:semiHidden="0" w:uiPriority="67" w:unhideWhenUsed="0"/>
-    <w:lsdException w:name="Medium Grid 2 Accent 1" w:semiHidden="0" w:uiPriority="68" w:unhideWhenUsed="0"/>
-    <w:lsdException w:name="Medium Grid 3 Accent 1" w:semiHidden="0" w:uiPriority="69" w:unhideWhenUsed="0"/>
-    <w:lsdException w:name="Dark List Accent 1" w:semiHidden="0" w:uiPriority="70" w:unhideWhenUsed="0"/>
-    <w:lsdException w:name="Colorful Shading Accent 1" w:semiHidden="0" w:uiPriority="71" w:unhideWhenUsed="0"/>
-    <w:lsdException w:name="Colorful List Accent 1" w:semiHidden="0" w:uiPriority="72" w:unhideWhenUsed="0"/>
-    <w:lsdException w:name="Colorful Grid Accent 1" w:semiHidden="0" w:uiPriority="73" w:unhideWhenUsed="0"/>
-    <w:lsdException w:name="Light Shading Accent 2" w:semiHidden="0" w:uiPriority="60" w:unhideWhenUsed="0"/>
-    <w:lsdException w:name="Light List Accent 2" w:semiHidden="0" w:uiPriority="61" w:unhideWhenUsed="0"/>
-    <w:lsdException w:name="Light Grid Accent 2" w:semiHidden="0" w:uiPriority="62" w:unhideWhenUsed="0"/>
-    <w:lsdException w:name="Medium Shading 1 Accent 2" w:semiHidden="0" w:uiPriority="63" w:unhideWhenUsed="0"/>
-    <w:lsdException w:name="Medium Shading 2 Accent 2" w:semiHidden="0" w:uiPriority="64" w:unhideWhenUsed="0"/>
-    <w:lsdException w:name="Medium List 1 Accent 2" w:semiHidden="0" w:uiPriority="65" w:unhideWhenUsed="0"/>
-    <w:lsdException w:name="Medium List 2 Accent 2" w:semiHidden="0" w:uiPriority="66" w:unhideWhenUsed="0"/>
-    <w:lsdException w:name="Medium Grid 1 Accent 2" w:semiHidden="0" w:uiPriority="67" w:unhideWhenUsed="0"/>
-    <w:lsdException w:name="Medium Grid 2 Accent 2" w:semiHidden="0" w:uiPriority="68" w:unhideWhenUsed="0"/>
-    <w:lsdException w:name="Medium Grid 3 Accent 2" w:semiHidden="0" w:uiPriority="69" w:unhideWhenUsed="0"/>
-    <w:lsdException w:name="Dark List Accent 2" w:semiHidden="0" w:uiPriority="70" w:unhideWhenUsed="0"/>
-    <w:lsdException w:name="Colorful Shading Accent 2" w:semiHidden="0" w:uiPriority="71" w:unhideWhenUsed="0"/>
-    <w:lsdException w:name="Colorful List Accent 2" w:semiHidden="0" w:uiPriority="72" w:unhideWhenUsed="0"/>
-    <w:lsdException w:name="Colorful Grid Accent 2" w:semiHidden="0" w:uiPriority="73" w:unhideWhenUsed="0"/>
-    <w:lsdException w:name="Light Shading Accent 3" w:semiHidden="0" w:uiPriority="60" w:unhideWhenUsed="0"/>
-    <w:lsdException w:name="Light List Accent 3" w:semiHidden="0" w:uiPriority="61" w:unhideWhenUsed="0"/>
-    <w:lsdException w:name="Light Grid Accent 3" w:semiHidden="0" w:uiPriority="62" w:unhideWhenUsed="0"/>
-    <w:lsdException w:name="Medium Shading 1 Accent 3" w:semiHidden="0" w:uiPriority="63" w:unhideWhenUsed="0"/>
-    <w:lsdException w:name="Medium Shading 2 Accent 3" w:semiHidden="0" w:uiPriority="64" w:unhideWhenUsed="0"/>
-    <w:lsdException w:name="Medium List 1 Accent 3" w:semiHidden="0" w:uiPriority="65" w:unhideWhenUsed="0"/>
-    <w:lsdException w:name="Medium List 2 Accent 3" w:semiHidden="0" w:uiPriority="66" w:unhideWhenUsed="0"/>
-    <w:lsdException w:name="Medium Grid 1 Accent 3" w:semiHidden="0" w:uiPriority="67" w:unhideWhenUsed="0"/>
-    <w:lsdException w:name="Medium Grid 2 Accent 3" w:semiHidden="0" w:uiPriority="68" w:unhideWhenUsed="0"/>
-    <w:lsdException w:name="Medium Grid 3 Accent 3" w:semiHidden="0" w:uiPriority="69" w:unhideWhenUsed="0"/>
-    <w:lsdException w:name="Dark List Accent 3" w:semiHidden="0" w:uiPriority="70" w:unhideWhenUsed="0"/>
-    <w:lsdException w:name="Colorful Shading Accent 3" w:semiHidden="0" w:uiPriority="71" w:unhideWhenUsed="0"/>
-    <w:lsdException w:name="Colorful List Accent 3" w:semiHidden="0" w:uiPriority="72" w:unhideWhenUsed="0"/>
-    <w:lsdException w:name="Colorful Grid Accent 3" w:semiHidden="0" w:uiPriority="73" w:unhideWhenUsed="0"/>
-    <w:lsdException w:name="Light Shading Accent 4" w:semiHidden="0" w:uiPriority="60" w:unhideWhenUsed="0"/>
-    <w:lsdException w:name="Light List Accent 4" w:semiHidden="0" w:uiPriority="61" w:unhideWhenUsed="0"/>
-    <w:lsdException w:name="Light Grid Accent 4" w:semiHidden="0" w:uiPriority="62" w:unhideWhenUsed="0"/>
-    <w:lsdException w:name="Medium Shading 1 Accent 4" w:semiHidden="0" w:uiPriority="63" w:unhideWhenUsed="0"/>
-    <w:lsdException w:name="Medium Shading 2 Accent 4" w:semiHidden="0" w:uiPriority="64" w:unhideWhenUsed="0"/>
-    <w:lsdException w:name="Medium List 1 Accent 4" w:semiHidden="0" w:uiPriority="65" w:unhideWhenUsed="0"/>
-    <w:lsdException w:name="Medium List 2 Accent 4" w:semiHidden="0" w:uiPriority="66" w:unhideWhenUsed="0"/>
-    <w:lsdException w:name="Medium Grid 1 Accent 4" w:semiHidden="0" w:uiPriority="67" w:unhideWhenUsed="0"/>
-    <w:lsdException w:name="Medium Grid 2 Accent 4" w:semiHidden="0" w:uiPriority="68" w:unhideWhenUsed="0"/>
-    <w:lsdException w:name="Medium Grid 3 Accent 4" w:semiHidden="0" w:uiPriority="69" w:unhideWhenUsed="0"/>
-    <w:lsdException w:name="Dark List Accent 4" w:semiHidden="0" w:uiPriority="70" w:unhideWhenUsed="0"/>
-    <w:lsdException w:name="Colorful Shading Accent 4" w:semiHidden="0" w:uiPriority="71" w:unhideWhenUsed="0"/>
-    <w:lsdException w:name="Colorful List Accent 4" w:semiHidden="0" w:uiPriority="72" w:unhideWhenUsed="0"/>
-    <w:lsdException w:name="Colorful Grid Accent 4" w:semiHidden="0" w:uiPriority="73" w:unhideWhenUsed="0"/>
-    <w:lsdException w:name="Light Shading Accent 5" w:semiHidden="0" w:uiPriority="60" w:unhideWhenUsed="0"/>
-    <w:lsdException w:name="Light List Accent 5" w:semiHidden="0" w:uiPriority="61" w:unhideWhenUsed="0"/>
-    <w:lsdException w:name="Light Grid Accent 5" w:semiHidden="0" w:uiPriority="62" w:unhideWhenUsed="0"/>
-    <w:lsdException w:name="Medium Shading 1 Accent 5" w:semiHidden="0" w:uiPriority="63" w:unhideWhenUsed="0"/>
-    <w:lsdException w:name="Medium Shading 2 Accent 5" w:semiHidden="0" w:uiPriority="64" w:unhideWhenUsed="0"/>
-    <w:lsdException w:name="Medium List 1 Accent 5" w:semiHidden="0" w:uiPriority="65" w:unhideWhenUsed="0"/>
-    <w:lsdException w:name="Medium List 2 Accent 5" w:semiHidden="0" w:uiPriority="66" w:unhideWhenUsed="0"/>
-    <w:lsdException w:name="Medium Grid 1 Accent 5" w:semiHidden="0" w:uiPriority="67" w:unhideWhenUsed="0"/>
-    <w:lsdException w:name="Medium Grid 2 Accent 5" w:semiHidden="0" w:uiPriority="68" w:unhideWhenUsed="0"/>
-    <w:lsdException w:name="Medium Grid 3 Accent 5" w:semiHidden="0" w:uiPriority="69" w:unhideWhenUsed="0"/>
-    <w:lsdException w:name="Dark List Accent 5" w:semiHidden="0" w:uiPriority="70" w:unhideWhenUsed="0"/>
-    <w:lsdException w:name="Colorful Shading Accent 5" w:semiHidden="0" w:uiPriority="71" w:unhideWhenUsed="0"/>
-    <w:lsdException w:name="Colorful List Accent 5" w:semiHidden="0" w:uiPriority="72" w:unhideWhenUsed="0"/>
-    <w:lsdException w:name="Colorful Grid Accent 5" w:semiHidden="0" w:uiPriority="73" w:unhideWhenUsed="0"/>
-    <w:lsdException w:name="Light Shading Accent 6" w:semiHidden="0" w:uiPriority="60" w:unhideWhenUsed="0"/>
-    <w:lsdException w:name="Light List Accent 6" w:semiHidden="0" w:uiPriority="61" w:unhideWhenUsed="0"/>
-    <w:lsdException w:name="Light Grid Accent 6" w:semiHidden="0" w:uiPriority="62" w:unhideWhenUsed="0"/>
-    <w:lsdException w:name="Medium Shading 1 Accent 6" w:semiHidden="0" w:uiPriority="63" w:unhideWhenUsed="0"/>
-    <w:lsdException w:name="Medium Shading 2 Accent 6" w:semiHidden="0" w:uiPriority="64" w:unhideWhenUsed="0"/>
-    <w:lsdException w:name="Medium List 1 Accent 6" w:semiHidden="0" w:uiPriority="65" w:unhideWhenUsed="0"/>
-    <w:lsdException w:name="Medium List 2 Accent 6" w:semiHidden="0" w:uiPriority="66" w:unhideWhenUsed="0"/>
-    <w:lsdException w:name="Medium Grid 1 Accent 6" w:semiHidden="0" w:uiPriority="67" w:unhideWhenUsed="0"/>
-    <w:lsdException w:name="Medium Grid 2 Accent 6" w:semiHidden="0" w:uiPriority="68" w:unhideWhenUsed="0"/>
-    <w:lsdException w:name="Medium Grid 3 Accent 6" w:semiHidden="0" w:uiPriority="69" w:unhideWhenUsed="0"/>
-    <w:lsdException w:name="Dark List Accent 6" w:semiHidden="0" w:uiPriority="70" w:unhideWhenUsed="0"/>
-    <w:lsdException w:name="Colorful Shading Accent 6" w:semiHidden="0" w:uiPriority="71" w:unhideWhenUsed="0"/>
-    <w:lsdException w:name="Colorful List Accent 6" w:semiHidden="0" w:uiPriority="72" w:unhideWhenUsed="0"/>
-    <w:lsdException w:name="Colorful Grid Accent 6" w:semiHidden="0" w:uiPriority="73" w:unhideWhenUsed="0"/>
-    <w:lsdException w:name="Subtle Emphasis" w:semiHidden="0" w:uiPriority="19" w:unhideWhenUsed="0" w:qFormat="1"/>
-    <w:lsdException w:name="Intense Emphasis" w:semiHidden="0" w:uiPriority="21" w:unhideWhenUsed="0" w:qFormat="1"/>
-    <w:lsdException w:name="Subtle Reference" w:semiHidden="0" w:uiPriority="31" w:unhideWhenUsed="0" w:qFormat="1"/>
-    <w:lsdException w:name="Intense Reference" w:semiHidden="0" w:uiPriority="32" w:unhideWhenUsed="0" w:qFormat="1"/>
-    <w:lsdException w:name="Book Title" w:semiHidden="0" w:uiPriority="33" w:unhideWhenUsed="0" w:qFormat="1"/>
-    <w:lsdException w:name="Bibliography" w:uiPriority="37"/>
-    <w:lsdException w:name="TOC Heading" w:uiPriority="39" w:qFormat="1"/>
+  <w:latentStyles w:defLockedState="0" w:defUIPriority="99" w:defSemiHidden="0" w:defUnhideWhenUsed="0" w:defQFormat="0" w:count="371">
+    <w:lsdException w:name="Normal" w:uiPriority="0" w:qFormat="1"/>
+    <w:lsdException w:name="heading 1" w:uiPriority="9" w:qFormat="1"/>
+    <w:lsdException w:name="heading 2" w:semiHidden="1" w:uiPriority="9" w:unhideWhenUsed="1" w:qFormat="1"/>
+    <w:lsdException w:name="heading 3" w:semiHidden="1" w:uiPriority="9" w:unhideWhenUsed="1" w:qFormat="1"/>
+    <w:lsdException w:name="heading 4" w:semiHidden="1" w:uiPriority="9" w:unhideWhenUsed="1" w:qFormat="1"/>
+    <w:lsdException w:name="heading 5" w:semiHidden="1" w:uiPriority="9" w:unhideWhenUsed="1" w:qFormat="1"/>
+    <w:lsdException w:name="heading 6" w:semiHidden="1" w:uiPriority="9" w:unhideWhenUsed="1" w:qFormat="1"/>
+    <w:lsdException w:name="heading 7" w:semiHidden="1" w:uiPriority="9" w:unhideWhenUsed="1" w:qFormat="1"/>
+    <w:lsdException w:name="heading 8" w:semiHidden="1" w:uiPriority="9" w:unhideWhenUsed="1" w:qFormat="1"/>
+    <w:lsdException w:name="heading 9" w:semiHidden="1" w:uiPriority="9" w:unhideWhenUsed="1" w:qFormat="1"/>
+    <w:lsdException w:name="index 1" w:semiHidden="1" w:unhideWhenUsed="1"/>
+    <w:lsdException w:name="index 2" w:semiHidden="1" w:unhideWhenUsed="1"/>
+    <w:lsdException w:name="index 3" w:semiHidden="1" w:unhideWhenUsed="1"/>
+    <w:lsdException w:name="index 4" w:semiHidden="1" w:unhideWhenUsed="1"/>
+    <w:lsdException w:name="index 5" w:semiHidden="1" w:unhideWhenUsed="1"/>
+    <w:lsdException w:name="index 6" w:semiHidden="1" w:unhideWhenUsed="1"/>
+    <w:lsdException w:name="index 7" w:semiHidden="1" w:unhideWhenUsed="1"/>
+    <w:lsdException w:name="index 8" w:semiHidden="1" w:unhideWhenUsed="1"/>
+    <w:lsdException w:name="index 9" w:semiHidden="1" w:unhideWhenUsed="1"/>
+    <w:lsdException w:name="toc 1" w:semiHidden="1" w:uiPriority="39" w:unhideWhenUsed="1"/>
+    <w:lsdException w:name="toc 2" w:semiHidden="1" w:uiPriority="39" w:unhideWhenUsed="1"/>
+    <w:lsdException w:name="toc 3" w:semiHidden="1" w:uiPriority="39" w:unhideWhenUsed="1"/>
+    <w:lsdException w:name="toc 4" w:semiHidden="1" w:uiPriority="39" w:unhideWhenUsed="1"/>
+    <w:lsdException w:name="toc 5" w:semiHidden="1" w:uiPriority="39" w:unhideWhenUsed="1"/>
+    <w:lsdException w:name="toc 6" w:semiHidden="1" w:uiPriority="39" w:unhideWhenUsed="1"/>
+    <w:lsdException w:name="toc 7" w:semiHidden="1" w:uiPriority="39" w:unhideWhenUsed="1"/>
+    <w:lsdException w:name="toc 8" w:semiHidden="1" w:uiPriority="39" w:unhideWhenUsed="1"/>
+    <w:lsdException w:name="toc 9" w:semiHidden="1" w:uiPriority="39" w:unhideWhenUsed="1"/>
+    <w:lsdException w:name="Normal Indent" w:semiHidden="1" w:unhideWhenUsed="1"/>
+    <w:lsdException w:name="footnote text" w:semiHidden="1" w:unhideWhenUsed="1"/>
+    <w:lsdException w:name="annotation text" w:semiHidden="1" w:unhideWhenUsed="1"/>
+    <w:lsdException w:name="header" w:semiHidden="1" w:unhideWhenUsed="1"/>
+    <w:lsdException w:name="footer" w:semiHidden="1" w:unhideWhenUsed="1"/>
+    <w:lsdException w:name="index heading" w:semiHidden="1" w:unhideWhenUsed="1"/>
+    <w:lsdException w:name="caption" w:semiHidden="1" w:uiPriority="35" w:unhideWhenUsed="1" w:qFormat="1"/>
+    <w:lsdException w:name="table of figures" w:semiHidden="1" w:unhideWhenUsed="1"/>
+    <w:lsdException w:name="envelope address" w:semiHidden="1" w:unhideWhenUsed="1"/>
+    <w:lsdException w:name="envelope return" w:semiHidden="1" w:unhideWhenUsed="1"/>
+    <w:lsdException w:name="footnote reference" w:semiHidden="1" w:unhideWhenUsed="1"/>
+    <w:lsdException w:name="annotation reference" w:semiHidden="1" w:unhideWhenUsed="1"/>
+    <w:lsdException w:name="line number" w:semiHidden="1" w:unhideWhenUsed="1"/>
+    <w:lsdException w:name="page number" w:semiHidden="1" w:unhideWhenUsed="1"/>
+    <w:lsdException w:name="endnote reference" w:semiHidden="1" w:unhideWhenUsed="1"/>
+    <w:lsdException w:name="endnote text" w:semiHidden="1" w:unhideWhenUsed="1"/>
+    <w:lsdException w:name="table of authorities" w:semiHidden="1" w:unhideWhenUsed="1"/>
+    <w:lsdException w:name="macro" w:semiHidden="1" w:unhideWhenUsed="1"/>
+    <w:lsdException w:name="toa heading" w:semiHidden="1" w:unhideWhenUsed="1"/>
+    <w:lsdException w:name="List" w:semiHidden="1" w:unhideWhenUsed="1"/>
+    <w:lsdException w:name="List Bullet" w:semiHidden="1" w:unhideWhenUsed="1"/>
+    <w:lsdException w:name="List Number" w:semiHidden="1" w:unhideWhenUsed="1"/>
+    <w:lsdException w:name="List 2" w:semiHidden="1" w:unhideWhenUsed="1"/>
+    <w:lsdException w:name="List 3" w:semiHidden="1" w:unhideWhenUsed="1"/>
+    <w:lsdException w:name="List 4" w:semiHidden="1" w:unhideWhenUsed="1"/>
+    <w:lsdException w:name="List 5" w:semiHidden="1" w:unhideWhenUsed="1"/>
+    <w:lsdException w:name="List Bullet 2" w:semiHidden="1" w:unhideWhenUsed="1"/>
+    <w:lsdException w:name="List Bullet 3" w:semiHidden="1" w:unhideWhenUsed="1"/>
+    <w:lsdException w:name="List Bullet 4" w:semiHidden="1" w:unhideWhenUsed="1"/>
+    <w:lsdException w:name="List Bullet 5" w:semiHidden="1" w:unhideWhenUsed="1"/>
+    <w:lsdException w:name="List Number 2" w:semiHidden="1" w:unhideWhenUsed="1"/>
+    <w:lsdException w:name="List Number 3" w:semiHidden="1" w:unhideWhenUsed="1"/>
+    <w:lsdException w:name="List Number 4" w:semiHidden="1" w:unhideWhenUsed="1"/>
+    <w:lsdException w:name="List Number 5" w:semiHidden="1" w:unhideWhenUsed="1"/>
+    <w:lsdException w:name="Title" w:uiPriority="10" w:qFormat="1"/>
+    <w:lsdException w:name="Closing" w:semiHidden="1" w:unhideWhenUsed="1"/>
+    <w:lsdException w:name="Signature" w:semiHidden="1" w:unhideWhenUsed="1"/>
+    <w:lsdException w:name="Default Paragraph Font" w:semiHidden="1" w:uiPriority="1" w:unhideWhenUsed="1"/>
+    <w:lsdException w:name="Body Text" w:semiHidden="1" w:unhideWhenUsed="1"/>
+    <w:lsdException w:name="Body Text Indent" w:semiHidden="1" w:unhideWhenUsed="1"/>
+    <w:lsdException w:name="List Continue" w:semiHidden="1" w:unhideWhenUsed="1"/>
+    <w:lsdException w:name="List Continue 2" w:semiHidden="1" w:unhideWhenUsed="1"/>
+    <w:lsdException w:name="List Continue 3" w:semiHidden="1" w:unhideWhenUsed="1"/>
+    <w:lsdException w:name="List Continue 4" w:semiHidden="1" w:unhideWhenUsed="1"/>
+    <w:lsdException w:name="List Continue 5" w:semiHidden="1" w:unhideWhenUsed="1"/>
+    <w:lsdException w:name="Message Header" w:semiHidden="1" w:unhideWhenUsed="1"/>
+    <w:lsdException w:name="Subtitle" w:uiPriority="11" w:qFormat="1"/>
+    <w:lsdException w:name="Salutation" w:semiHidden="1" w:unhideWhenUsed="1"/>
+    <w:lsdException w:name="Date" w:semiHidden="1" w:unhideWhenUsed="1"/>
+    <w:lsdException w:name="Body Text First Indent" w:semiHidden="1" w:unhideWhenUsed="1"/>
+    <w:lsdException w:name="Body Text First Indent 2" w:semiHidden="1" w:unhideWhenUsed="1"/>
+    <w:lsdException w:name="Note Heading" w:semiHidden="1" w:unhideWhenUsed="1"/>
+    <w:lsdException w:name="Body Text 2" w:semiHidden="1" w:unhideWhenUsed="1"/>
+    <w:lsdException w:name="Body Text 3" w:semiHidden="1" w:unhideWhenUsed="1"/>
+    <w:lsdException w:name="Body Text Indent 2" w:semiHidden="1" w:unhideWhenUsed="1"/>
+    <w:lsdException w:name="Body Text Indent 3" w:semiHidden="1" w:unhideWhenUsed="1"/>
+    <w:lsdException w:name="Block Text" w:semiHidden="1" w:unhideWhenUsed="1"/>
+    <w:lsdException w:name="Hyperlink" w:semiHidden="1" w:unhideWhenUsed="1"/>
+    <w:lsdException w:name="FollowedHyperlink" w:semiHidden="1" w:unhideWhenUsed="1"/>
+    <w:lsdException w:name="Strong" w:uiPriority="22" w:qFormat="1"/>
+    <w:lsdException w:name="Emphasis" w:uiPriority="20" w:qFormat="1"/>
+    <w:lsdException w:name="Document Map" w:semiHidden="1" w:unhideWhenUsed="1"/>
+    <w:lsdException w:name="Plain Text" w:semiHidden="1" w:unhideWhenUsed="1"/>
+    <w:lsdException w:name="E-mail Signature" w:semiHidden="1" w:unhideWhenUsed="1"/>
+    <w:lsdException w:name="HTML Top of Form" w:semiHidden="1" w:unhideWhenUsed="1"/>
+    <w:lsdException w:name="HTML Bottom of Form" w:semiHidden="1" w:unhideWhenUsed="1"/>
+    <w:lsdException w:name="Normal (Web)" w:semiHidden="1" w:unhideWhenUsed="1"/>
+    <w:lsdException w:name="HTML Acronym" w:semiHidden="1" w:unhideWhenUsed="1"/>
+    <w:lsdException w:name="HTML Address" w:semiHidden="1" w:unhideWhenUsed="1"/>
+    <w:lsdException w:name="HTML Cite" w:semiHidden="1" w:unhideWhenUsed="1"/>
+    <w:lsdException w:name="HTML Code" w:semiHidden="1" w:unhideWhenUsed="1"/>
+    <w:lsdException w:name="HTML Definition" w:semiHidden="1" w:unhideWhenUsed="1"/>
+    <w:lsdException w:name="HTML Keyboard" w:semiHidden="1" w:unhideWhenUsed="1"/>
+    <w:lsdException w:name="HTML Preformatted" w:semiHidden="1" w:unhideWhenUsed="1"/>
+    <w:lsdException w:name="HTML Sample" w:semiHidden="1" w:unhideWhenUsed="1"/>
+    <w:lsdException w:name="HTML Typewriter" w:semiHidden="1" w:unhideWhenUsed="1"/>
+    <w:lsdException w:name="HTML Variable" w:semiHidden="1" w:unhideWhenUsed="1"/>
+    <w:lsdException w:name="Normal Table" w:semiHidden="1" w:unhideWhenUsed="1"/>
+    <w:lsdException w:name="annotation subject" w:semiHidden="1" w:unhideWhenUsed="1"/>
+    <w:lsdException w:name="No List" w:semiHidden="1" w:unhideWhenUsed="1"/>
+    <w:lsdException w:name="Outline List 1" w:semiHidden="1" w:unhideWhenUsed="1"/>
+    <w:lsdException w:name="Outline List 2" w:semiHidden="1" w:unhideWhenUsed="1"/>
+    <w:lsdException w:name="Outline List 3" w:semiHidden="1" w:unhideWhenUsed="1"/>
+    <w:lsdException w:name="Table Simple 1" w:semiHidden="1" w:unhideWhenUsed="1"/>
+    <w:lsdException w:name="Table Simple 2" w:semiHidden="1" w:unhideWhenUsed="1"/>
+    <w:lsdException w:name="Table Simple 3" w:semiHidden="1" w:unhideWhenUsed="1"/>
+    <w:lsdException w:name="Table Classic 1" w:semiHidden="1" w:unhideWhenUsed="1"/>
+    <w:lsdException w:name="Table Classic 2" w:semiHidden="1" w:unhideWhenUsed="1"/>
+    <w:lsdException w:name="Table Classic 3" w:semiHidden="1" w:unhideWhenUsed="1"/>
+    <w:lsdException w:name="Table Classic 4" w:semiHidden="1" w:unhideWhenUsed="1"/>
+    <w:lsdException w:name="Table Colorful 1" w:semiHidden="1" w:unhideWhenUsed="1"/>
+    <w:lsdException w:name="Table Colorful 2" w:semiHidden="1" w:unhideWhenUsed="1"/>
+    <w:lsdException w:name="Table Colorful 3" w:semiHidden="1" w:unhideWhenUsed="1"/>
+    <w:lsdException w:name="Table Columns 1" w:semiHidden="1" w:unhideWhenUsed="1"/>
+    <w:lsdException w:name="Table Columns 2" w:semiHidden="1" w:unhideWhenUsed="1"/>
+    <w:lsdException w:name="Table Columns 3" w:semiHidden="1" w:unhideWhenUsed="1"/>
+    <w:lsdException w:name="Table Columns 4" w:semiHidden="1" w:unhideWhenUsed="1"/>
+    <w:lsdException w:name="Table Columns 5" w:semiHidden="1" w:unhideWhenUsed="1"/>
+    <w:lsdException w:name="Table Grid 1" w:semiHidden="1" w:unhideWhenUsed="1"/>
+    <w:lsdException w:name="Table Grid 2" w:semiHidden="1" w:unhideWhenUsed="1"/>
+    <w:lsdException w:name="Table Grid 3" w:semiHidden="1" w:unhideWhenUsed="1"/>
+    <w:lsdException w:name="Table Grid 4" w:semiHidden="1" w:unhideWhenUsed="1"/>
+    <w:lsdException w:name="Table Grid 5" w:semiHidden="1" w:unhideWhenUsed="1"/>
+    <w:lsdException w:name="Table Grid 6" w:semiHidden="1" w:unhideWhenUsed="1"/>
+    <w:lsdException w:name="Table Grid 7" w:semiHidden="1" w:unhideWhenUsed="1"/>
+    <w:lsdException w:name="Table Grid 8" w:semiHidden="1" w:unhideWhenUsed="1"/>
+    <w:lsdException w:name="Table List 1" w:semiHidden="1" w:unhideWhenUsed="1"/>
+    <w:lsdException w:name="Table List 2" w:semiHidden="1" w:unhideWhenUsed="1"/>
+    <w:lsdException w:name="Table List 3" w:semiHidden="1" w:unhideWhenUsed="1"/>
+    <w:lsdException w:name="Table List 4" w:semiHidden="1" w:unhideWhenUsed="1"/>
+    <w:lsdException w:name="Table List 5" w:semiHidden="1" w:unhideWhenUsed="1"/>
+    <w:lsdException w:name="Table List 6" w:semiHidden="1" w:unhideWhenUsed="1"/>
+    <w:lsdException w:name="Table List 7" w:semiHidden="1" w:unhideWhenUsed="1"/>
+    <w:lsdException w:name="Table List 8" w:semiHidden="1" w:unhideWhenUsed="1"/>
+    <w:lsdException w:name="Table 3D effects 1" w:semiHidden="1" w:unhideWhenUsed="1"/>
+    <w:lsdException w:name="Table 3D effects 2" w:semiHidden="1" w:unhideWhenUsed="1"/>
+    <w:lsdException w:name="Table 3D effects 3" w:semiHidden="1" w:unhideWhenUsed="1"/>
+    <w:lsdException w:name="Table Contemporary" w:semiHidden="1" w:unhideWhenUsed="1"/>
+    <w:lsdException w:name="Table Elegant" w:semiHidden="1" w:unhideWhenUsed="1"/>
+    <w:lsdException w:name="Table Professional" w:semiHidden="1" w:unhideWhenUsed="1"/>
+    <w:lsdException w:name="Table Subtle 1" w:semiHidden="1" w:unhideWhenUsed="1"/>
+    <w:lsdException w:name="Table Subtle 2" w:semiHidden="1" w:unhideWhenUsed="1"/>
+    <w:lsdException w:name="Table Web 1" w:semiHidden="1" w:unhideWhenUsed="1"/>
+    <w:lsdException w:name="Table Web 2" w:semiHidden="1" w:unhideWhenUsed="1"/>
+    <w:lsdException w:name="Table Web 3" w:semiHidden="1" w:unhideWhenUsed="1"/>
+    <w:lsdException w:name="Balloon Text" w:semiHidden="1" w:unhideWhenUsed="1"/>
+    <w:lsdException w:name="Table Grid" w:uiPriority="59"/>
+    <w:lsdException w:name="Table Theme" w:semiHidden="1" w:unhideWhenUsed="1"/>
+    <w:lsdException w:name="Placeholder Text" w:semiHidden="1"/>
+    <w:lsdException w:name="No Spacing" w:uiPriority="1" w:qFormat="1"/>
+    <w:lsdException w:name="Light Shading" w:uiPriority="60"/>
+    <w:lsdException w:name="Light List" w:uiPriority="61"/>
+    <w:lsdException w:name="Light Grid" w:uiPriority="62"/>
+    <w:lsdException w:name="Medium Shading 1" w:uiPriority="63"/>
+    <w:lsdException w:name="Medium Shading 2" w:uiPriority="64"/>
+    <w:lsdException w:name="Medium List 1" w:uiPriority="65"/>
+    <w:lsdException w:name="Medium List 2" w:uiPriority="66"/>
+    <w:lsdException w:name="Medium Grid 1" w:uiPriority="67"/>
+    <w:lsdException w:name="Medium Grid 2" w:uiPriority="68"/>
+    <w:lsdException w:name="Medium Grid 3" w:uiPriority="69"/>
+    <w:lsdException w:name="Dark List" w:uiPriority="70"/>
+    <w:lsdException w:name="Colorful Shading" w:uiPriority="71"/>
+    <w:lsdException w:name="Colorful List" w:uiPriority="72"/>
+    <w:lsdException w:name="Colorful Grid" w:uiPriority="73"/>
+    <w:lsdException w:name="Light Shading Accent 1" w:uiPriority="60"/>
+    <w:lsdException w:name="Light List Accent 1" w:uiPriority="61"/>
+    <w:lsdException w:name="Light Grid Accent 1" w:uiPriority="62"/>
+    <w:lsdException w:name="Medium Shading 1 Accent 1" w:uiPriority="63"/>
+    <w:lsdException w:name="Medium Shading 2 Accent 1" w:uiPriority="64"/>
+    <w:lsdException w:name="Medium List 1 Accent 1" w:uiPriority="65"/>
+    <w:lsdException w:name="Revision" w:semiHidden="1"/>
+    <w:lsdException w:name="List Paragraph" w:uiPriority="34" w:qFormat="1"/>
+    <w:lsdException w:name="Quote" w:uiPriority="29" w:qFormat="1"/>
+    <w:lsdException w:name="Intense Quote" w:uiPriority="30" w:qFormat="1"/>
+    <w:lsdException w:name="Medium List 2 Accent 1" w:uiPriority="66"/>
+    <w:lsdException w:name="Medium Grid 1 Accent 1" w:uiPriority="67"/>
+    <w:lsdException w:name="Medium Grid 2 Accent 1" w:uiPriority="68"/>
+    <w:lsdException w:name="Medium Grid 3 Accent 1" w:uiPriority="69"/>
+    <w:lsdException w:name="Dark List Accent 1" w:uiPriority="70"/>
+    <w:lsdException w:name="Colorful Shading Accent 1" w:uiPriority="71"/>
+    <w:lsdException w:name="Colorful List Accent 1" w:uiPriority="72"/>
+    <w:lsdException w:name="Colorful Grid Accent 1" w:uiPriority="73"/>
+    <w:lsdException w:name="Light Shading Accent 2" w:uiPriority="60"/>
+    <w:lsdException w:name="Light List Accent 2" w:uiPriority="61"/>
+    <w:lsdException w:name="Light Grid Accent 2" w:uiPriority="62"/>
+    <w:lsdException w:name="Medium Shading 1 Accent 2" w:uiPriority="63"/>
+    <w:lsdException w:name="Medium Shading 2 Accent 2" w:uiPriority="64"/>
+    <w:lsdException w:name="Medium List 1 Accent 2" w:uiPriority="65"/>
+    <w:lsdException w:name="Medium List 2 Accent 2" w:uiPriority="66"/>
+    <w:lsdException w:name="Medium Grid 1 Accent 2" w:uiPriority="67"/>
+    <w:lsdException w:name="Medium Grid 2 Accent 2" w:uiPriority="68"/>
+    <w:lsdException w:name="Medium Grid 3 Accent 2" w:uiPriority="69"/>
+    <w:lsdException w:name="Dark List Accent 2" w:uiPriority="70"/>
+    <w:lsdException w:name="Colorful Shading Accent 2" w:uiPriority="71"/>
+    <w:lsdException w:name="Colorful List Accent 2" w:uiPriority="72"/>
+    <w:lsdException w:name="Colorful Grid Accent 2" w:uiPriority="73"/>
+    <w:lsdException w:name="Light Shading Accent 3" w:uiPriority="60"/>
+    <w:lsdException w:name="Light List Accent 3" w:uiPriority="61"/>
+    <w:lsdException w:name="Light Grid Accent 3" w:uiPriority="62"/>
+    <w:lsdException w:name="Medium Shading 1 Accent 3" w:uiPriority="63"/>
+    <w:lsdException w:name="Medium Shading 2 Accent 3" w:uiPriority="64"/>
+    <w:lsdException w:name="Medium List 1 Accent 3" w:uiPriority="65"/>
+    <w:lsdException w:name="Medium List 2 Accent 3" w:uiPriority="66"/>
+    <w:lsdException w:name="Medium Grid 1 Accent 3" w:uiPriority="67"/>
+    <w:lsdException w:name="Medium Grid 2 Accent 3" w:uiPriority="68"/>
+    <w:lsdException w:name="Medium Grid 3 Accent 3" w:uiPriority="69"/>
+    <w:lsdException w:name="Dark List Accent 3" w:uiPriority="70"/>
+    <w:lsdException w:name="Colorful Shading Accent 3" w:uiPriority="71"/>
+    <w:lsdException w:name="Colorful List Accent 3" w:uiPriority="72"/>
+    <w:lsdException w:name="Colorful Grid Accent 3" w:uiPriority="73"/>
+    <w:lsdException w:name="Light Shading Accent 4" w:uiPriority="60"/>
+    <w:lsdException w:name="Light List Accent 4" w:uiPriority="61"/>
+    <w:lsdException w:name="Light Grid Accent 4" w:uiPriority="62"/>
+    <w:lsdException w:name="Medium Shading 1 Accent 4" w:uiPriority="63"/>
+    <w:lsdException w:name="Medium Shading 2 Accent 4" w:uiPriority="64"/>
+    <w:lsdException w:name="Medium List 1 Accent 4" w:uiPriority="65"/>
+    <w:lsdException w:name="Medium List 2 Accent 4" w:uiPriority="66"/>
+    <w:lsdException w:name="Medium Grid 1 Accent 4" w:uiPriority="67"/>
+    <w:lsdException w:name="Medium Grid 2 Accent 4" w:uiPriority="68"/>
+    <w:lsdException w:name="Medium Grid 3 Accent 4" w:uiPriority="69"/>
+    <w:lsdException w:name="Dark List Accent 4" w:uiPriority="70"/>
+    <w:lsdException w:name="Colorful Shading Accent 4" w:uiPriority="71"/>
+    <w:lsdException w:name="Colorful List Accent 4" w:uiPriority="72"/>
+    <w:lsdException w:name="Colorful Grid Accent 4" w:uiPriority="73"/>
+    <w:lsdException w:name="Light Shading Accent 5" w:uiPriority="60"/>
+    <w:lsdException w:name="Light List Accent 5" w:uiPriority="61"/>
+    <w:lsdException w:name="Light Grid Accent 5" w:uiPriority="62"/>
+    <w:lsdException w:name="Medium Shading 1 Accent 5" w:uiPriority="63"/>
+    <w:lsdException w:name="Medium Shading 2 Accent 5" w:uiPriority="64"/>
+    <w:lsdException w:name="Medium List 1 Accent 5" w:uiPriority="65"/>
+    <w:lsdException w:name="Medium List 2 Accent 5" w:uiPriority="66"/>
+    <w:lsdException w:name="Medium Grid 1 Accent 5" w:uiPriority="67"/>
+    <w:lsdException w:name="Medium Grid 2 Accent 5" w:uiPriority="68"/>
+    <w:lsdException w:name="Medium Grid 3 Accent 5" w:uiPriority="69"/>
+    <w:lsdException w:name="Dark List Accent 5" w:uiPriority="70"/>
+    <w:lsdException w:name="Colorful Shading Accent 5" w:uiPriority="71"/>
+    <w:lsdException w:name="Colorful List Accent 5" w:uiPriority="72"/>
+    <w:lsdException w:name="Colorful Grid Accent 5" w:uiPriority="73"/>
+    <w:lsdException w:name="Light Shading Accent 6" w:uiPriority="60"/>
+    <w:lsdException w:name="Light List Accent 6" w:uiPriority="61"/>
+    <w:lsdException w:name="Light Grid Accent 6" w:uiPriority="62"/>
+    <w:lsdException w:name="Medium Shading 1 Accent 6" w:uiPriority="63"/>
+    <w:lsdException w:name="Medium Shading 2 Accent 6" w:uiPriority="64"/>
+    <w:lsdException w:name="Medium List 1 Accent 6" w:uiPriority="65"/>
+    <w:lsdException w:name="Medium List 2 Accent 6" w:uiPriority="66"/>
+    <w:lsdException w:name="Medium Grid 1 Accent 6" w:uiPriority="67"/>
+    <w:lsdException w:name="Medium Grid 2 Accent 6" w:uiPriority="68"/>
+    <w:lsdException w:name="Medium Grid 3 Accent 6" w:uiPriority="69"/>
+    <w:lsdException w:name="Dark List Accent 6" w:uiPriority="70"/>
+    <w:lsdException w:name="Colorful Shading Accent 6" w:uiPriority="71"/>
+    <w:lsdException w:name="Colorful List Accent 6" w:uiPriority="72"/>
+    <w:lsdException w:name="Colorful Grid Accent 6" w:uiPriority="73"/>
+    <w:lsdException w:name="Subtle Emphasis" w:uiPriority="19" w:qFormat="1"/>
+    <w:lsdException w:name="Intense Emphasis" w:uiPriority="21" w:qFormat="1"/>
+    <w:lsdException w:name="Subtle Reference" w:uiPriority="31" w:qFormat="1"/>
+    <w:lsdException w:name="Intense Reference" w:uiPriority="32" w:qFormat="1"/>
+    <w:lsdException w:name="Book Title" w:uiPriority="33" w:qFormat="1"/>
+    <w:lsdException w:name="Bibliography" w:semiHidden="1" w:uiPriority="37" w:unhideWhenUsed="1"/>
+    <w:lsdException w:name="TOC Heading" w:semiHidden="1" w:uiPriority="39" w:unhideWhenUsed="1" w:qFormat="1"/>
+    <w:lsdException w:name="Plain Table 1" w:uiPriority="41"/>
+    <w:lsdException w:name="Plain Table 2" w:uiPriority="42"/>
+    <w:lsdException w:name="Plain Table 3" w:uiPriority="43"/>
+    <w:lsdException w:name="Plain Table 4" w:uiPriority="44"/>
+    <w:lsdException w:name="Plain Table 5" w:uiPriority="45"/>
+    <w:lsdException w:name="Grid Table Light" w:uiPriority="40"/>
+    <w:lsdException w:name="Grid Table 1 Light" w:uiPriority="46"/>
+    <w:lsdException w:name="Grid Table 2" w:uiPriority="47"/>
+    <w:lsdException w:name="Grid Table 3" w:uiPriority="48"/>
+    <w:lsdException w:name="Grid Table 4" w:uiPriority="49"/>
+    <w:lsdException w:name="Grid Table 5 Dark" w:uiPriority="50"/>
+    <w:lsdException w:name="Grid Table 6 Colorful" w:uiPriority="51"/>
+    <w:lsdException w:name="Grid Table 7 Colorful" w:uiPriority="52"/>
+    <w:lsdException w:name="Grid Table 1 Light Accent 1" w:uiPriority="46"/>
+    <w:lsdException w:name="Grid Table 2 Accent 1" w:uiPriority="47"/>
+    <w:lsdException w:name="Grid Table 3 Accent 1" w:uiPriority="48"/>
+    <w:lsdException w:name="Grid Table 4 Accent 1" w:uiPriority="49"/>
+    <w:lsdException w:name="Grid Table 5 Dark Accent 1" w:uiPriority="50"/>
+    <w:lsdException w:name="Grid Table 6 Colorful Accent 1" w:uiPriority="51"/>
+    <w:lsdException w:name="Grid Table 7 Colorful Accent 1" w:uiPriority="52"/>
+    <w:lsdException w:name="Grid Table 1 Light Accent 2" w:uiPriority="46"/>
+    <w:lsdException w:name="Grid Table 2 Accent 2" w:uiPriority="47"/>
+    <w:lsdException w:name="Grid Table 3 Accent 2" w:uiPriority="48"/>
+    <w:lsdException w:name="Grid Table 4 Accent 2" w:uiPriority="49"/>
+    <w:lsdException w:name="Grid Table 5 Dark Accent 2" w:uiPriority="50"/>
+    <w:lsdException w:name="Grid Table 6 Colorful Accent 2" w:uiPriority="51"/>
+    <w:lsdException w:name="Grid Table 7 Colorful Accent 2" w:uiPriority="52"/>
+    <w:lsdException w:name="Grid Table 1 Light Accent 3" w:uiPriority="46"/>
+    <w:lsdException w:name="Grid Table 2 Accent 3" w:uiPriority="47"/>
+    <w:lsdException w:name="Grid Table 3 Accent 3" w:uiPriority="48"/>
+    <w:lsdException w:name="Grid Table 4 Accent 3" w:uiPriority="49"/>
+    <w:lsdException w:name="Grid Table 5 Dark Accent 3" w:uiPriority="50"/>
+    <w:lsdException w:name="Grid Table 6 Colorful Accent 3" w:uiPriority="51"/>
+    <w:lsdException w:name="Grid Table 7 Colorful Accent 3" w:uiPriority="52"/>
+    <w:lsdException w:name="Grid Table 1 Light Accent 4" w:uiPriority="46"/>
+    <w:lsdException w:name="Grid Table 2 Accent 4" w:uiPriority="47"/>
+    <w:lsdException w:name="Grid Table 3 Accent 4" w:uiPriority="48"/>
+    <w:lsdException w:name="Grid Table 4 Accent 4" w:uiPriority="49"/>
+    <w:lsdException w:name="Grid Table 5 Dark Accent 4" w:uiPriority="50"/>
+    <w:lsdException w:name="Grid Table 6 Colorful Accent 4" w:uiPriority="51"/>
+    <w:lsdException w:name="Grid Table 7 Colorful Accent 4" w:uiPriority="52"/>
+    <w:lsdException w:name="Grid Table 1 Light Accent 5" w:uiPriority="46"/>
+    <w:lsdException w:name="Grid Table 2 Accent 5" w:uiPriority="47"/>
+    <w:lsdException w:name="Grid Table 3 Accent 5" w:uiPriority="48"/>
+    <w:lsdException w:name="Grid Table 4 Accent 5" w:uiPriority="49"/>
+    <w:lsdException w:name="Grid Table 5 Dark Accent 5" w:uiPriority="50"/>
+    <w:lsdException w:name="Grid Table 6 Colorful Accent 5" w:uiPriority="51"/>
+    <w:lsdException w:name="Grid Table 7 Colorful Accent 5" w:uiPriority="52"/>
+    <w:lsdException w:name="Grid Table 1 Light Accent 6" w:uiPriority="46"/>
+    <w:lsdException w:name="Grid Table 2 Accent 6" w:uiPriority="47"/>
+    <w:lsdException w:name="Grid Table 3 Accent 6" w:uiPriority="48"/>
+    <w:lsdException w:name="Grid Table 4 Accent 6" w:uiPriority="49"/>
+    <w:lsdException w:name="Grid Table 5 Dark Accent 6" w:uiPriority="50"/>
+    <w:lsdException w:name="Grid Table 6 Colorful Accent 6" w:uiPriority="51"/>
+    <w:lsdException w:name="Grid Table 7 Colorful Accent 6" w:uiPriority="52"/>
+    <w:lsdException w:name="List Table 1 Light" w:uiPriority="46"/>
+    <w:lsdException w:name="List Table 2" w:uiPriority="47"/>
+    <w:lsdException w:name="List Table 3" w:uiPriority="48"/>
+    <w:lsdException w:name="List Table 4" w:uiPriority="49"/>
+    <w:lsdException w:name="List Table 5 Dark" w:uiPriority="50"/>
+    <w:lsdException w:name="List Table 6 Colorful" w:uiPriority="51"/>
+    <w:lsdException w:name="List Table 7 Colorful" w:uiPriority="52"/>
+    <w:lsdException w:name="List Table 1 Light Accent 1" w:uiPriority="46"/>
+    <w:lsdException w:name="List Table 2 Accent 1" w:uiPriority="47"/>
+    <w:lsdException w:name="List Table 3 Accent 1" w:uiPriority="48"/>
+    <w:lsdException w:name="List Table 4 Accent 1" w:uiPriority="49"/>
+    <w:lsdException w:name="List Table 5 Dark Accent 1" w:uiPriority="50"/>
+    <w:lsdException w:name="List Table 6 Colorful Accent 1" w:uiPriority="51"/>
+    <w:lsdException w:name="List Table 7 Colorful Accent 1" w:uiPriority="52"/>
+    <w:lsdException w:name="List Table 1 Light Accent 2" w:uiPriority="46"/>
+    <w:lsdException w:name="List Table 2 Accent 2" w:uiPriority="47"/>
+    <w:lsdException w:name="List Table 3 Accent 2" w:uiPriority="48"/>
+    <w:lsdException w:name="List Table 4 Accent 2" w:uiPriority="49"/>
+    <w:lsdException w:name="List Table 5 Dark Accent 2" w:uiPriority="50"/>
+    <w:lsdException w:name="List Table 6 Colorful Accent 2" w:uiPriority="51"/>
+    <w:lsdException w:name="List Table 7 Colorful Accent 2" w:uiPriority="52"/>
+    <w:lsdException w:name="List Table 1 Light Accent 3" w:uiPriority="46"/>
+    <w:lsdException w:name="List Table 2 Accent 3" w:uiPriority="47"/>
+    <w:lsdException w:name="List Table 3 Accent 3" w:uiPriority="48"/>
+    <w:lsdException w:name="List Table 4 Accent 3" w:uiPriority="49"/>
+    <w:lsdException w:name="List Table 5 Dark Accent 3" w:uiPriority="50"/>
+    <w:lsdException w:name="List Table 6 Colorful Accent 3" w:uiPriority="51"/>
+    <w:lsdException w:name="List Table 7 Colorful Accent 3" w:uiPriority="52"/>
+    <w:lsdException w:name="List Table 1 Light Accent 4" w:uiPriority="46"/>
+    <w:lsdException w:name="List Table 2 Accent 4" w:uiPriority="47"/>
+    <w:lsdException w:name="List Table 3 Accent 4" w:uiPriority="48"/>
+    <w:lsdException w:name="List Table 4 Accent 4" w:uiPriority="49"/>
+    <w:lsdException w:name="List Table 5 Dark Accent 4" w:uiPriority="50"/>
+    <w:lsdException w:name="List Table 6 Colorful Accent 4" w:uiPriority="51"/>
+    <w:lsdException w:name="List Table 7 Colorful Accent 4" w:uiPriority="52"/>
+    <w:lsdException w:name="List Table 1 Light Accent 5" w:uiPriority="46"/>
+    <w:lsdException w:name="List Table 2 Accent 5" w:uiPriority="47"/>
+    <w:lsdException w:name="List Table 3 Accent 5" w:uiPriority="48"/>
+    <w:lsdException w:name="List Table 4 Accent 5" w:uiPriority="49"/>
+    <w:lsdException w:name="List Table 5 Dark Accent 5" w:uiPriority="50"/>
+    <w:lsdException w:name="List Table 6 Colorful Accent 5" w:uiPriority="51"/>
+    <w:lsdException w:name="List Table 7 Colorful Accent 5" w:uiPriority="52"/>
+    <w:lsdException w:name="List Table 1 Light Accent 6" w:uiPriority="46"/>
+    <w:lsdException w:name="List Table 2 Accent 6" w:uiPriority="47"/>
+    <w:lsdException w:name="List Table 3 Accent 6" w:uiPriority="48"/>
+    <w:lsdException w:name="List Table 4 Accent 6" w:uiPriority="49"/>
+    <w:lsdException w:name="List Table 5 Dark Accent 6" w:uiPriority="50"/>
+    <w:lsdException w:name="List Table 6 Colorful Accent 6" w:uiPriority="51"/>
+    <w:lsdException w:name="List Table 7 Colorful Accent 6" w:uiPriority="52"/>
   </w:latentStyles>
   <w:style w:type="paragraph" w:default="1" w:styleId="Normalny">
     <w:name w:val="Normal"/>
@@ -429,7 +1049,6 @@
     <w:uiPriority w:val="99"/>
     <w:semiHidden/>
     <w:unhideWhenUsed/>
-    <w:qFormat/>
     <w:tblPr>
       <w:tblInd w:w="0" w:type="dxa"/>
       <w:tblCellMar>
@@ -456,6 +1075,17 @@
       <w:ind w:left="720"/>
       <w:contextualSpacing/>
     </w:pPr>
+  </w:style>
+  <w:style w:type="character" w:styleId="Hipercze">
+    <w:name w:val="Hyperlink"/>
+    <w:basedOn w:val="Domylnaczcionkaakapitu"/>
+    <w:uiPriority w:val="99"/>
+    <w:unhideWhenUsed/>
+    <w:rsid w:val="0024575A"/>
+    <w:rPr>
+      <w:color w:val="0000FF" w:themeColor="hyperlink"/>
+      <w:u w:val="single"/>
+    </w:rPr>
   </w:style>
 </w:styles>
 </file>
